--- a/az/wisdom-stories/i-kiss-your-eyes.docx
+++ b/az/wisdom-stories/i-kiss-your-eyes.docx
@@ -40,7 +40,7 @@
         <w:rPr>
           <w:lang/>
         </w:rPr>
-        <w:t>Çünki həsrətin acısını ən çox gözlər çəkir: yollara dikilir, göz yaşı tökür, sevdiyini axtarır. Bəlkə də buna görə vüsalın sevincinə ən çox onlar layiqdir.</w:t>
+        <w:t>Çünki həsrətin acısını ən çox gözlər çəkir: yollara dikilir, göz yaşı tökür, sevdiyini axtarır. Bəlkə də, buna görə vüsalın sevincinə ən çox onlar layiqdir.</w:t>
       </w:r>
     </w:p>
     <w:p>
